--- a/Законы/Законопроекты/ACT. Устав SANG — Изменения в Устав San-Andreas National Guard.docx
+++ b/Законы/Законопроекты/ACT. Устав SANG — Изменения в Устав San-Andreas National Guard.docx
@@ -2065,7 +2065,7 @@
           <w:sz w:val="24"/>
           <w:szCs w:val="24"/>
         </w:rPr>
-        <w:t xml:space="preserve">ГЛАВА VIII. ВНЕСЕНИЕ ИЗМЕНЕНИЙ В ГЛАВУ VIII УСТАВА SANG «СИСТЕМА ВЫГОВОРОВ»</w:t>
+        <w:t xml:space="preserve">ГЛАВА VI. ВНЕСЕНИЕ ИЗМЕНЕНИЙ В ГЛАВУ VI УСТАВА SANG «ВНЕШНИЙ ВИД И ДРЕСС-КОД»</w:t>
       </w:r>
     </w:p>
     <w:tbl>
@@ -2167,7 +2167,7 @@
                 <w:sz w:val="24"/>
                 <w:szCs w:val="24"/>
               </w:rPr>
-              <w:t xml:space="preserve">8.2.</w:t>
+              <w:t xml:space="preserve">6.6.</w:t>
             </w:r>
           </w:p>
           <w:p>
@@ -2182,30 +2182,36 @@
                 <w:szCs w:val="24"/>
                 <w:shd w:val="clear" w:color="auto" w:fill="F4CCCC"/>
               </w:rPr>
-              <w:t xml:space="preserve">Отработка</w:t>
-            </w:r>
-            <w:r>
-              <w:rPr>
-                <w:rFonts w:ascii="Times New Roman" w:eastAsia="Times New Roman" w:hAnsi="Times New Roman" w:cs="Times New Roman"/>
-                <w:sz w:val="24"/>
-                <w:szCs w:val="24"/>
-              </w:rPr>
-              <w:t xml:space="preserve"> дисциплинарных взысканий:</w:t>
-            </w:r>
-          </w:p>
-          <w:p>
-            <w:pPr>
-              <w:widowControl w:val="0"/>
-              <w:spacing w:line="240" w:lineRule="auto"/>
-            </w:pPr>
-            <w:r>
-              <w:rPr>
-                <w:rFonts w:ascii="Times New Roman" w:eastAsia="Times New Roman" w:hAnsi="Times New Roman" w:cs="Times New Roman"/>
-                <w:sz w:val="24"/>
-                <w:szCs w:val="24"/>
-              </w:rPr>
-              <w:t xml:space="preserve">- Переаттестация </w:t>
-            </w:r>
+              <w:t xml:space="preserve">Запрещено ношение карнавальных масок, аксессуаров и элементов одежды.</w:t>
+            </w:r>
+            <w:r>
+              <w:rPr>
+                <w:rFonts w:ascii="Times New Roman" w:eastAsia="Times New Roman" w:hAnsi="Times New Roman" w:cs="Times New Roman"/>
+                <w:sz w:val="24"/>
+                <w:szCs w:val="24"/>
+              </w:rPr>
+              <w:t xml:space="preserve"> | Устный/Строгий.</w:t>
+            </w:r>
+          </w:p>
+          <w:p>
+            <w:pPr>
+              <w:widowControl w:val="0"/>
+              <w:spacing w:line="240" w:lineRule="auto"/>
+            </w:pPr>
+            <w:r>
+              <w:rPr>
+                <w:rFonts w:ascii="Times New Roman" w:eastAsia="Times New Roman" w:hAnsi="Times New Roman" w:cs="Times New Roman"/>
+                <w:sz w:val="24"/>
+                <w:szCs w:val="24"/>
+              </w:rPr>
+              <w:t xml:space="preserve">6.7.</w:t>
+            </w:r>
+          </w:p>
+          <w:p>
+            <w:pPr>
+              <w:widowControl w:val="0"/>
+              <w:spacing w:line="240" w:lineRule="auto"/>
+            </w:pPr>
             <w:r>
               <w:rPr>
                 <w:rFonts w:ascii="Times New Roman" w:eastAsia="Times New Roman" w:hAnsi="Times New Roman" w:cs="Times New Roman"/>
@@ -2213,142 +2219,15 @@
                 <w:szCs w:val="24"/>
                 <w:shd w:val="clear" w:color="auto" w:fill="F4CCCC"/>
               </w:rPr>
-              <w:t xml:space="preserve">(аттестация у отдела MP, для 1-3 порядковых званий допустим отдел</w:t>
-            </w:r>
-            <w:r>
-              <w:rPr>
-                <w:rFonts w:ascii="Times New Roman" w:eastAsia="Times New Roman" w:hAnsi="Times New Roman" w:cs="Times New Roman"/>
-                <w:sz w:val="24"/>
-                <w:szCs w:val="24"/>
-              </w:rPr>
-              <w:t xml:space="preserve"> МА);</w:t>
-            </w:r>
-          </w:p>
-          <w:p>
-            <w:pPr>
-              <w:widowControl w:val="0"/>
-              <w:spacing w:line="240" w:lineRule="auto"/>
-            </w:pPr>
-            <w:r>
-              <w:rPr>
-                <w:rFonts w:ascii="Times New Roman" w:eastAsia="Times New Roman" w:hAnsi="Times New Roman" w:cs="Times New Roman"/>
-                <w:sz w:val="24"/>
-                <w:szCs w:val="24"/>
-              </w:rPr>
-              <w:t xml:space="preserve">- Устный выговор </w:t>
-            </w:r>
-            <w:r>
-              <w:rPr>
-                <w:rFonts w:ascii="Times New Roman" w:eastAsia="Times New Roman" w:hAnsi="Times New Roman" w:cs="Times New Roman"/>
-                <w:sz w:val="24"/>
-                <w:szCs w:val="24"/>
-                <w:shd w:val="clear" w:color="auto" w:fill="F4CCCC"/>
-              </w:rPr>
-              <w:t xml:space="preserve">(отработка по индивидуальному заданию, либо положить на склад SANG медицинские бинты на сумму от 10 000$);</w:t>
-            </w:r>
-          </w:p>
-          <w:p>
-            <w:pPr>
-              <w:widowControl w:val="0"/>
-              <w:spacing w:line="240" w:lineRule="auto"/>
-            </w:pPr>
-            <w:r>
-              <w:rPr>
-                <w:rFonts w:ascii="Times New Roman" w:eastAsia="Times New Roman" w:hAnsi="Times New Roman" w:cs="Times New Roman"/>
-                <w:sz w:val="24"/>
-                <w:szCs w:val="24"/>
-              </w:rPr>
-              <w:t xml:space="preserve">- Строгий выговор </w:t>
-            </w:r>
-            <w:r>
-              <w:rPr>
-                <w:rFonts w:ascii="Times New Roman" w:eastAsia="Times New Roman" w:hAnsi="Times New Roman" w:cs="Times New Roman"/>
-                <w:sz w:val="24"/>
-                <w:szCs w:val="24"/>
-                <w:shd w:val="clear" w:color="auto" w:fill="F4CCCC"/>
-              </w:rPr>
-              <w:t xml:space="preserve">(отработка по индивидуальному заданию, либо положить на склад SANG медицинские бинты на сумму от 20 000$);</w:t>
-            </w:r>
-          </w:p>
-          <w:p>
-            <w:pPr>
-              <w:widowControl w:val="0"/>
-              <w:spacing w:line="240" w:lineRule="auto"/>
-            </w:pPr>
-            <w:r>
-              <w:rPr>
-                <w:rFonts w:ascii="Times New Roman" w:eastAsia="Times New Roman" w:hAnsi="Times New Roman" w:cs="Times New Roman"/>
-                <w:sz w:val="24"/>
-                <w:szCs w:val="24"/>
-              </w:rPr>
-              <w:t xml:space="preserve">- Понижение в звании </w:t>
-            </w:r>
-            <w:r>
-              <w:rPr>
-                <w:rFonts w:ascii="Times New Roman" w:eastAsia="Times New Roman" w:hAnsi="Times New Roman" w:cs="Times New Roman"/>
-                <w:sz w:val="24"/>
-                <w:szCs w:val="24"/>
-                <w:shd w:val="clear" w:color="auto" w:fill="F4CCCC"/>
-              </w:rPr>
-              <w:t xml:space="preserve">(повторный отчет на повышение).</w:t>
-            </w:r>
-          </w:p>
-          <w:p>
-            <w:pPr>
-              <w:widowControl w:val="0"/>
-              <w:spacing w:line="240" w:lineRule="auto"/>
-            </w:pPr>
-            <w:r>
-              <w:rPr>
-                <w:rFonts w:ascii="Times New Roman" w:eastAsia="Times New Roman" w:hAnsi="Times New Roman" w:cs="Times New Roman"/>
-                <w:sz w:val="24"/>
-                <w:szCs w:val="24"/>
-                <w:shd w:val="clear" w:color="auto" w:fill="F4CCCC"/>
-              </w:rPr>
-              <w:t xml:space="preserve">Пример: индивидуальные задания определяются сотрудниками MP, либо Генералитетом.</w:t>
-            </w:r>
-          </w:p>
-          <w:p>
-            <w:pPr>
-              <w:widowControl w:val="0"/>
-              <w:spacing w:line="240" w:lineRule="auto"/>
-            </w:pPr>
-            <w:r>
-              <w:rPr>
-                <w:rFonts w:ascii="Times New Roman" w:eastAsia="Times New Roman" w:hAnsi="Times New Roman" w:cs="Times New Roman"/>
-                <w:sz w:val="24"/>
-                <w:szCs w:val="24"/>
-              </w:rPr>
-              <w:t xml:space="preserve">...</w:t>
-            </w:r>
-          </w:p>
-          <w:p>
-            <w:pPr>
-              <w:widowControl w:val="0"/>
-              <w:spacing w:line="240" w:lineRule="auto"/>
-            </w:pPr>
-            <w:r>
-              <w:rPr>
-                <w:rFonts w:ascii="Times New Roman" w:eastAsia="Times New Roman" w:hAnsi="Times New Roman" w:cs="Times New Roman"/>
-                <w:sz w:val="24"/>
-                <w:szCs w:val="24"/>
-              </w:rPr>
-              <w:t xml:space="preserve">8.8.</w:t>
-            </w:r>
-          </w:p>
-          <w:p>
-            <w:pPr>
-              <w:widowControl w:val="0"/>
-              <w:spacing w:line="240" w:lineRule="auto"/>
-            </w:pPr>
-            <w:r>
-              <w:rPr>
-                <w:rFonts w:ascii="Times New Roman" w:eastAsia="Times New Roman" w:hAnsi="Times New Roman" w:cs="Times New Roman"/>
-                <w:sz w:val="24"/>
-                <w:szCs w:val="24"/>
-                <w:shd w:val="clear" w:color="auto" w:fill="F4CCCC"/>
-              </w:rPr>
-              <w:t xml:space="preserve">General и его заместители имеют право занести сотрудника в неснимаемый ЧС.</w:t>
+              <w:t xml:space="preserve">Свободный дресс-код доступен только Генералитету и Старшему составу отдела.</w:t>
+            </w:r>
+            <w:r>
+              <w:rPr>
+                <w:rFonts w:ascii="Times New Roman" w:eastAsia="Times New Roman" w:hAnsi="Times New Roman" w:cs="Times New Roman"/>
+                <w:sz w:val="24"/>
+                <w:szCs w:val="24"/>
+              </w:rPr>
+              <w:t xml:space="preserve"> | Устный/Строгий.</w:t>
             </w:r>
           </w:p>
         </w:tc>
@@ -2374,188 +2253,89 @@
                 <w:sz w:val="24"/>
                 <w:szCs w:val="24"/>
               </w:rPr>
-              <w:t xml:space="preserve">8.2.</w:t>
-            </w:r>
-          </w:p>
-          <w:p>
-            <w:pPr>
-              <w:widowControl w:val="0"/>
-              <w:spacing w:line="240" w:lineRule="auto"/>
-            </w:pPr>
-            <w:r>
-              <w:rPr>
-                <w:rFonts w:ascii="Times New Roman" w:eastAsia="Times New Roman" w:hAnsi="Times New Roman" w:cs="Times New Roman"/>
-                <w:sz w:val="24"/>
-                <w:szCs w:val="24"/>
-                <w:shd w:val="clear" w:color="auto" w:fill="D9EAD3"/>
-              </w:rPr>
-              <w:t xml:space="preserve">Порядок отработки и снятия</w:t>
-            </w:r>
-            <w:r>
-              <w:rPr>
-                <w:rFonts w:ascii="Times New Roman" w:eastAsia="Times New Roman" w:hAnsi="Times New Roman" w:cs="Times New Roman"/>
-                <w:sz w:val="24"/>
-                <w:szCs w:val="24"/>
-              </w:rPr>
-              <w:t xml:space="preserve"> дисциплинарных взысканий:</w:t>
-            </w:r>
-          </w:p>
-          <w:p>
-            <w:pPr>
-              <w:widowControl w:val="0"/>
-              <w:spacing w:line="240" w:lineRule="auto"/>
-            </w:pPr>
-            <w:r>
-              <w:rPr>
-                <w:rFonts w:ascii="Times New Roman" w:eastAsia="Times New Roman" w:hAnsi="Times New Roman" w:cs="Times New Roman"/>
-                <w:sz w:val="24"/>
-                <w:szCs w:val="24"/>
-              </w:rPr>
-              <w:t xml:space="preserve">- Переаттестация </w:t>
-            </w:r>
-            <w:r>
-              <w:rPr>
-                <w:rFonts w:ascii="Times New Roman" w:eastAsia="Times New Roman" w:hAnsi="Times New Roman" w:cs="Times New Roman"/>
-                <w:sz w:val="24"/>
-                <w:szCs w:val="24"/>
-                <w:shd w:val="clear" w:color="auto" w:fill="D9EAD3"/>
-              </w:rPr>
-              <w:t xml:space="preserve">— аттестация у отдела MP (для 1–3 порядковых званий допустима сдача экзамена отделу</w:t>
-            </w:r>
-            <w:r>
-              <w:rPr>
-                <w:rFonts w:ascii="Times New Roman" w:eastAsia="Times New Roman" w:hAnsi="Times New Roman" w:cs="Times New Roman"/>
-                <w:sz w:val="24"/>
-                <w:szCs w:val="24"/>
-              </w:rPr>
-              <w:t xml:space="preserve"> МА);</w:t>
-            </w:r>
-          </w:p>
-          <w:p>
-            <w:pPr>
-              <w:widowControl w:val="0"/>
-              <w:spacing w:line="240" w:lineRule="auto"/>
-            </w:pPr>
-            <w:r>
-              <w:rPr>
-                <w:rFonts w:ascii="Times New Roman" w:eastAsia="Times New Roman" w:hAnsi="Times New Roman" w:cs="Times New Roman"/>
-                <w:sz w:val="24"/>
-                <w:szCs w:val="24"/>
-              </w:rPr>
-              <w:t xml:space="preserve">- Устный выговор </w:t>
-            </w:r>
-            <w:r>
-              <w:rPr>
-                <w:rFonts w:ascii="Times New Roman" w:eastAsia="Times New Roman" w:hAnsi="Times New Roman" w:cs="Times New Roman"/>
-                <w:sz w:val="24"/>
-                <w:szCs w:val="24"/>
-                <w:shd w:val="clear" w:color="auto" w:fill="D9EAD3"/>
-              </w:rPr>
-              <w:t xml:space="preserve">— отработка индивидуального служебно-дисциплинарного задания (дополнительные посты, патрулирование, хозработы на базе);</w:t>
-            </w:r>
-          </w:p>
-          <w:p>
-            <w:pPr>
-              <w:widowControl w:val="0"/>
-              <w:spacing w:line="240" w:lineRule="auto"/>
-            </w:pPr>
-            <w:r>
-              <w:rPr>
-                <w:rFonts w:ascii="Times New Roman" w:eastAsia="Times New Roman" w:hAnsi="Times New Roman" w:cs="Times New Roman"/>
-                <w:sz w:val="24"/>
-                <w:szCs w:val="24"/>
-              </w:rPr>
-              <w:t xml:space="preserve">- Строгий выговор </w:t>
-            </w:r>
-            <w:r>
-              <w:rPr>
-                <w:rFonts w:ascii="Times New Roman" w:eastAsia="Times New Roman" w:hAnsi="Times New Roman" w:cs="Times New Roman"/>
-                <w:sz w:val="24"/>
-                <w:szCs w:val="24"/>
-                <w:shd w:val="clear" w:color="auto" w:fill="D9EAD3"/>
-              </w:rPr>
-              <w:t xml:space="preserve">— отработка комплекса индивидуальных служебно-дисциплинарных заданий, назначенных командиром или MP;</w:t>
-            </w:r>
-          </w:p>
-          <w:p>
-            <w:pPr>
-              <w:widowControl w:val="0"/>
-              <w:spacing w:line="240" w:lineRule="auto"/>
-            </w:pPr>
-            <w:r>
-              <w:rPr>
-                <w:rFonts w:ascii="Times New Roman" w:eastAsia="Times New Roman" w:hAnsi="Times New Roman" w:cs="Times New Roman"/>
-                <w:sz w:val="24"/>
-                <w:szCs w:val="24"/>
-              </w:rPr>
-              <w:t xml:space="preserve">- Понижение в звании </w:t>
-            </w:r>
-            <w:r>
-              <w:rPr>
-                <w:rFonts w:ascii="Times New Roman" w:eastAsia="Times New Roman" w:hAnsi="Times New Roman" w:cs="Times New Roman"/>
-                <w:sz w:val="24"/>
-                <w:szCs w:val="24"/>
-                <w:shd w:val="clear" w:color="auto" w:fill="D9EAD3"/>
-              </w:rPr>
-              <w:t xml:space="preserve">— подача повторного отчёта на повышение по истечении испытательного срока.</w:t>
-            </w:r>
-          </w:p>
-          <w:p>
-            <w:pPr>
-              <w:widowControl w:val="0"/>
-              <w:spacing w:line="240" w:lineRule="auto"/>
-            </w:pPr>
-            <w:r>
-              <w:rPr>
-                <w:rFonts w:ascii="Times New Roman" w:eastAsia="Times New Roman" w:hAnsi="Times New Roman" w:cs="Times New Roman"/>
-                <w:sz w:val="24"/>
-                <w:szCs w:val="24"/>
-                <w:shd w:val="clear" w:color="auto" w:fill="D9EAD3"/>
-              </w:rPr>
-              <w:t xml:space="preserve">Примечание: Требование или приём любых материальных ценностей, денежных средств, медикаментов или бинтов под видом отработки взысканий категорически запрещены и признаются незаконными поборами.</w:t>
-            </w:r>
-          </w:p>
-          <w:p>
-            <w:pPr>
-              <w:widowControl w:val="0"/>
-              <w:spacing w:line="240" w:lineRule="auto"/>
-            </w:pPr>
-            <w:r>
-              <w:rPr>
-                <w:rFonts w:ascii="Times New Roman" w:eastAsia="Times New Roman" w:hAnsi="Times New Roman" w:cs="Times New Roman"/>
-                <w:sz w:val="24"/>
-                <w:szCs w:val="24"/>
-              </w:rPr>
-              <w:t xml:space="preserve">...</w:t>
-            </w:r>
-          </w:p>
-          <w:p>
-            <w:pPr>
-              <w:widowControl w:val="0"/>
-              <w:spacing w:line="240" w:lineRule="auto"/>
-            </w:pPr>
-            <w:r>
-              <w:rPr>
-                <w:rFonts w:ascii="Times New Roman" w:eastAsia="Times New Roman" w:hAnsi="Times New Roman" w:cs="Times New Roman"/>
-                <w:sz w:val="24"/>
-                <w:szCs w:val="24"/>
-              </w:rPr>
-              <w:t xml:space="preserve">8.8.</w:t>
-            </w:r>
-          </w:p>
-          <w:p>
-            <w:pPr>
-              <w:widowControl w:val="0"/>
-              <w:spacing w:line="240" w:lineRule="auto"/>
-            </w:pPr>
-            <w:r>
-              <w:rPr>
-                <w:rFonts w:ascii="Times New Roman" w:eastAsia="Times New Roman" w:hAnsi="Times New Roman" w:cs="Times New Roman"/>
-                <w:sz w:val="24"/>
-                <w:szCs w:val="24"/>
-                <w:shd w:val="clear" w:color="auto" w:fill="D9EAD3"/>
-              </w:rPr>
-              <w:t xml:space="preserve">Занесение военнослужащего в Чёрный список SANG осуществляется в порядке и по основаниям, предусмотренным Трудовым кодексом штата San-Andreas, с фиксацией срока. Бессрочный (неснимаемый) Чёрный список допускается исключительно на основании вступившего в законную силу обвинительного приговора суда.</w:t>
+              <w:t xml:space="preserve">6.6.</w:t>
+            </w:r>
+          </w:p>
+          <w:p>
+            <w:pPr>
+              <w:widowControl w:val="0"/>
+              <w:spacing w:line="240" w:lineRule="auto"/>
+            </w:pPr>
+            <w:r>
+              <w:rPr>
+                <w:rFonts w:ascii="Times New Roman" w:eastAsia="Times New Roman" w:hAnsi="Times New Roman" w:cs="Times New Roman"/>
+                <w:sz w:val="24"/>
+                <w:szCs w:val="24"/>
+                <w:shd w:val="clear" w:color="auto" w:fill="D9EAD3"/>
+              </w:rPr>
+              <w:t xml:space="preserve">Свободная форма одежды (гражданская одежда, деловой костюм) разрешена ИСКЛЮЧИТЕЛЬНО Генералитету SANG (14, 15, 16 порядковые ранги: Генерал-Майор, Заместитель Генерала, Генерал SANG) при нахождении на территории Форта-Занкудо вне строя и боевых спецопераций.</w:t>
+            </w:r>
+            <w:r>
+              <w:rPr>
+                <w:rFonts w:ascii="Times New Roman" w:eastAsia="Times New Roman" w:hAnsi="Times New Roman" w:cs="Times New Roman"/>
+                <w:sz w:val="24"/>
+                <w:szCs w:val="24"/>
+              </w:rPr>
+              <w:t xml:space="preserve"> | Устный/Строгий.</w:t>
+            </w:r>
+          </w:p>
+          <w:p>
+            <w:pPr>
+              <w:widowControl w:val="0"/>
+              <w:spacing w:line="240" w:lineRule="auto"/>
+            </w:pPr>
+            <w:r>
+              <w:rPr>
+                <w:rFonts w:ascii="Times New Roman" w:eastAsia="Times New Roman" w:hAnsi="Times New Roman" w:cs="Times New Roman"/>
+                <w:sz w:val="24"/>
+                <w:szCs w:val="24"/>
+              </w:rPr>
+              <w:t xml:space="preserve">6.7.</w:t>
+            </w:r>
+          </w:p>
+          <w:p>
+            <w:pPr>
+              <w:widowControl w:val="0"/>
+              <w:spacing w:line="240" w:lineRule="auto"/>
+            </w:pPr>
+            <w:r>
+              <w:rPr>
+                <w:rFonts w:ascii="Times New Roman" w:eastAsia="Times New Roman" w:hAnsi="Times New Roman" w:cs="Times New Roman"/>
+                <w:sz w:val="24"/>
+                <w:szCs w:val="24"/>
+                <w:shd w:val="clear" w:color="auto" w:fill="D9EAD3"/>
+              </w:rPr>
+              <w:t xml:space="preserve">Все военнослужащие с 1 по 13 порядковый ранг включительно при исполнении служебных обязанностей и нахождении на службе ОБЯЗАНЫ строго находиться в уставной военной форме одежды согласно утверждённому дресс-коду своего подразделения. Нахождение на службе и исполнение обязанностей в гражданской одежде либо форме чужого взвода лицами 1–13 рангов категорически запрещено. | Устный/Строгий.</w:t>
+            </w:r>
+          </w:p>
+          <w:p>
+            <w:pPr>
+              <w:widowControl w:val="0"/>
+              <w:spacing w:line="240" w:lineRule="auto"/>
+            </w:pPr>
+            <w:r>
+              <w:rPr>
+                <w:rFonts w:ascii="Times New Roman" w:eastAsia="Times New Roman" w:hAnsi="Times New Roman" w:cs="Times New Roman"/>
+                <w:sz w:val="24"/>
+                <w:szCs w:val="24"/>
+                <w:shd w:val="clear" w:color="auto" w:fill="D9EAD3"/>
+              </w:rPr>
+              <w:t xml:space="preserve">6.8.</w:t>
+            </w:r>
+          </w:p>
+          <w:p>
+            <w:pPr>
+              <w:widowControl w:val="0"/>
+              <w:spacing w:line="240" w:lineRule="auto"/>
+            </w:pPr>
+            <w:r>
+              <w:rPr>
+                <w:rFonts w:ascii="Times New Roman" w:eastAsia="Times New Roman" w:hAnsi="Times New Roman" w:cs="Times New Roman"/>
+                <w:sz w:val="24"/>
+                <w:szCs w:val="24"/>
+                <w:shd w:val="clear" w:color="auto" w:fill="D9EAD3"/>
+              </w:rPr>
+              <w:t xml:space="preserve">Ношение тактических масок и балаклав, скрывающих лицо, разрешено исключительно бойцам спецподразделений Delta Force [DF], Alpha Force [AF] и сотрудникам Military Police [MP] при проведении специальных операций, патрулирования и несении службы на постах. Военнослужащим иных подразделений (MA, MMS, USAF и др.) закрывать лицо запрещено (лицо должно быть открыто). | Устный.</w:t>
             </w:r>
           </w:p>
         </w:tc>
@@ -2581,6 +2361,1032 @@
           <w:szCs w:val="24"/>
         </w:rPr>
         <w:t xml:space="preserve">SECTION. 7. ВНЕСЕНИЕ ПРАВКИ В </w:t>
+      </w:r>
+      <w:r>
+        <w:rPr>
+          <w:rFonts w:ascii="Times New Roman" w:eastAsia="Times New Roman" w:hAnsi="Times New Roman" w:cs="Times New Roman"/>
+          <w:b/>
+          <w:bCs/>
+          <w:color w:val="333333"/>
+          <w:sz w:val="24"/>
+          <w:szCs w:val="24"/>
+        </w:rPr>
+        <w:t xml:space="preserve">ГЛАВА VIII. ВНЕСЕНИЕ ИЗМЕНЕНИЙ В ГЛАВУ VIII УСТАВА SANG «СИСТЕМА ДИСЦИПЛИНАРНОЙ ВЛАСТИ И ВЫГОВОРОВ»</w:t>
+      </w:r>
+    </w:p>
+    <w:tbl>
+      <w:tblPr>
+        <w:tblStyle w:val="a5"/>
+        <w:tblW w:w="11880" w:type="dxa"/>
+        <w:tblInd w:w="-1440" w:type="dxa"/>
+        <w:tblBorders>
+          <w:top w:val="single" w:sz="8" w:space="0" w:color="000000"/>
+          <w:left w:val="single" w:sz="8" w:space="0" w:color="000000"/>
+          <w:bottom w:val="single" w:sz="8" w:space="0" w:color="000000"/>
+          <w:right w:val="single" w:sz="8" w:space="0" w:color="000000"/>
+          <w:insideH w:val="single" w:sz="8" w:space="0" w:color="000000"/>
+          <w:insideV w:val="single" w:sz="8" w:space="0" w:color="000000"/>
+        </w:tblBorders>
+        <w:tblLayout w:type="fixed"/>
+        <w:tblLook w:val="0600" w:firstRow="0" w:lastRow="0" w:firstColumn="0" w:lastColumn="0" w:noHBand="1" w:noVBand="1"/>
+      </w:tblPr>
+      <w:tblGrid>
+        <w:gridCol w:w="5940"/>
+        <w:gridCol w:w="5940"/>
+      </w:tblGrid>
+      <w:tr>
+        <w:tc>
+          <w:tcPr>
+            <w:tcW w:w="5940" w:type="dxa"/>
+            <w:shd w:val="clear" w:color="auto" w:fill="auto"/>
+            <w:tcMar>
+              <w:top w:w="100" w:type="dxa"/>
+              <w:left w:w="100" w:type="dxa"/>
+              <w:bottom w:w="100" w:type="dxa"/>
+              <w:right w:w="100" w:type="dxa"/>
+            </w:tcMar>
+          </w:tcPr>
+          <w:p>
+            <w:pPr>
+              <w:widowControl w:val="0"/>
+              <w:spacing w:line="240" w:lineRule="auto"/>
+              <w:jc w:val="center"/>
+            </w:pPr>
+            <w:r>
+              <w:rPr>
+                <w:rFonts w:ascii="Times New Roman" w:eastAsia="Times New Roman" w:hAnsi="Times New Roman" w:cs="Times New Roman"/>
+                <w:sz w:val="24"/>
+                <w:szCs w:val="24"/>
+              </w:rPr>
+              <w:t xml:space="preserve">настоящая редакция</w:t>
+            </w:r>
+          </w:p>
+        </w:tc>
+        <w:tc>
+          <w:tcPr>
+            <w:tcW w:w="5940" w:type="dxa"/>
+            <w:shd w:val="clear" w:color="auto" w:fill="auto"/>
+            <w:tcMar>
+              <w:top w:w="100" w:type="dxa"/>
+              <w:left w:w="100" w:type="dxa"/>
+              <w:bottom w:w="100" w:type="dxa"/>
+              <w:right w:w="100" w:type="dxa"/>
+            </w:tcMar>
+          </w:tcPr>
+          <w:p>
+            <w:pPr>
+              <w:widowControl w:val="0"/>
+              <w:spacing w:line="240" w:lineRule="auto"/>
+              <w:jc w:val="center"/>
+            </w:pPr>
+            <w:r>
+              <w:rPr>
+                <w:rFonts w:ascii="Times New Roman" w:eastAsia="Times New Roman" w:hAnsi="Times New Roman" w:cs="Times New Roman"/>
+                <w:sz w:val="24"/>
+                <w:szCs w:val="24"/>
+              </w:rPr>
+              <w:t xml:space="preserve">предложенный вариант</w:t>
+            </w:r>
+          </w:p>
+        </w:tc>
+      </w:tr>
+      <w:tr>
+        <w:tc>
+          <w:tcPr>
+            <w:tcW w:w="5940" w:type="dxa"/>
+            <w:shd w:val="clear" w:color="auto" w:fill="auto"/>
+            <w:tcMar>
+              <w:top w:w="100" w:type="dxa"/>
+              <w:left w:w="100" w:type="dxa"/>
+              <w:bottom w:w="100" w:type="dxa"/>
+              <w:right w:w="100" w:type="dxa"/>
+            </w:tcMar>
+          </w:tcPr>
+          <w:p>
+            <w:pPr>
+              <w:widowControl w:val="0"/>
+              <w:spacing w:line="240" w:lineRule="auto"/>
+            </w:pPr>
+            <w:r>
+              <w:rPr>
+                <w:rFonts w:ascii="Times New Roman" w:eastAsia="Times New Roman" w:hAnsi="Times New Roman" w:cs="Times New Roman"/>
+                <w:sz w:val="24"/>
+                <w:szCs w:val="24"/>
+                <w:shd w:val="clear" w:color="auto" w:fill="F4CCCC"/>
+              </w:rPr>
+              <w:t xml:space="preserve">8.1.</w:t>
+            </w:r>
+          </w:p>
+          <w:p>
+            <w:pPr>
+              <w:widowControl w:val="0"/>
+              <w:spacing w:line="240" w:lineRule="auto"/>
+            </w:pPr>
+            <w:r>
+              <w:rPr>
+                <w:rFonts w:ascii="Times New Roman" w:eastAsia="Times New Roman" w:hAnsi="Times New Roman" w:cs="Times New Roman"/>
+                <w:sz w:val="24"/>
+                <w:szCs w:val="24"/>
+                <w:shd w:val="clear" w:color="auto" w:fill="F4CCCC"/>
+              </w:rPr>
+              <w:t xml:space="preserve">Отработка</w:t>
+            </w:r>
+            <w:r>
+              <w:rPr>
+                <w:rFonts w:ascii="Times New Roman" w:eastAsia="Times New Roman" w:hAnsi="Times New Roman" w:cs="Times New Roman"/>
+                <w:sz w:val="24"/>
+                <w:szCs w:val="24"/>
+              </w:rPr>
+              <w:t xml:space="preserve"> дисциплинарных взысканий:</w:t>
+            </w:r>
+          </w:p>
+          <w:p>
+            <w:pPr>
+              <w:widowControl w:val="0"/>
+              <w:spacing w:line="240" w:lineRule="auto"/>
+            </w:pPr>
+            <w:r>
+              <w:rPr>
+                <w:rFonts w:ascii="Times New Roman" w:eastAsia="Times New Roman" w:hAnsi="Times New Roman" w:cs="Times New Roman"/>
+                <w:sz w:val="24"/>
+                <w:szCs w:val="24"/>
+              </w:rPr>
+              <w:t xml:space="preserve">- Переаттестация </w:t>
+            </w:r>
+            <w:r>
+              <w:rPr>
+                <w:rFonts w:ascii="Times New Roman" w:eastAsia="Times New Roman" w:hAnsi="Times New Roman" w:cs="Times New Roman"/>
+                <w:sz w:val="24"/>
+                <w:szCs w:val="24"/>
+                <w:shd w:val="clear" w:color="auto" w:fill="F4CCCC"/>
+              </w:rPr>
+              <w:t xml:space="preserve">(аттестация у отдела MP, для 1-3 порядковых званий допустим отдел</w:t>
+            </w:r>
+            <w:r>
+              <w:rPr>
+                <w:rFonts w:ascii="Times New Roman" w:eastAsia="Times New Roman" w:hAnsi="Times New Roman" w:cs="Times New Roman"/>
+                <w:sz w:val="24"/>
+                <w:szCs w:val="24"/>
+              </w:rPr>
+              <w:t xml:space="preserve"> МА);</w:t>
+            </w:r>
+          </w:p>
+          <w:p>
+            <w:pPr>
+              <w:widowControl w:val="0"/>
+              <w:spacing w:line="240" w:lineRule="auto"/>
+            </w:pPr>
+            <w:r>
+              <w:rPr>
+                <w:rFonts w:ascii="Times New Roman" w:eastAsia="Times New Roman" w:hAnsi="Times New Roman" w:cs="Times New Roman"/>
+                <w:sz w:val="24"/>
+                <w:szCs w:val="24"/>
+              </w:rPr>
+              <w:t xml:space="preserve">- Устный выговор </w:t>
+            </w:r>
+            <w:r>
+              <w:rPr>
+                <w:rFonts w:ascii="Times New Roman" w:eastAsia="Times New Roman" w:hAnsi="Times New Roman" w:cs="Times New Roman"/>
+                <w:sz w:val="24"/>
+                <w:szCs w:val="24"/>
+                <w:shd w:val="clear" w:color="auto" w:fill="F4CCCC"/>
+              </w:rPr>
+              <w:t xml:space="preserve">(отработка по индивидуальному заданию, либо положить на склад SANG медицинские бинты на сумму от 10 000$);</w:t>
+            </w:r>
+          </w:p>
+          <w:p>
+            <w:pPr>
+              <w:widowControl w:val="0"/>
+              <w:spacing w:line="240" w:lineRule="auto"/>
+            </w:pPr>
+            <w:r>
+              <w:rPr>
+                <w:rFonts w:ascii="Times New Roman" w:eastAsia="Times New Roman" w:hAnsi="Times New Roman" w:cs="Times New Roman"/>
+                <w:sz w:val="24"/>
+                <w:szCs w:val="24"/>
+              </w:rPr>
+              <w:t xml:space="preserve">- Строгий выговор </w:t>
+            </w:r>
+            <w:r>
+              <w:rPr>
+                <w:rFonts w:ascii="Times New Roman" w:eastAsia="Times New Roman" w:hAnsi="Times New Roman" w:cs="Times New Roman"/>
+                <w:sz w:val="24"/>
+                <w:szCs w:val="24"/>
+                <w:shd w:val="clear" w:color="auto" w:fill="F4CCCC"/>
+              </w:rPr>
+              <w:t xml:space="preserve">(отработка по индивидуальному заданию, либо положить на склад SANG медицинские бинты на сумму от 20 000$);</w:t>
+            </w:r>
+          </w:p>
+          <w:p>
+            <w:pPr>
+              <w:widowControl w:val="0"/>
+              <w:spacing w:line="240" w:lineRule="auto"/>
+            </w:pPr>
+            <w:r>
+              <w:rPr>
+                <w:rFonts w:ascii="Times New Roman" w:eastAsia="Times New Roman" w:hAnsi="Times New Roman" w:cs="Times New Roman"/>
+                <w:sz w:val="24"/>
+                <w:szCs w:val="24"/>
+              </w:rPr>
+              <w:t xml:space="preserve">- Понижение в звании </w:t>
+            </w:r>
+            <w:r>
+              <w:rPr>
+                <w:rFonts w:ascii="Times New Roman" w:eastAsia="Times New Roman" w:hAnsi="Times New Roman" w:cs="Times New Roman"/>
+                <w:sz w:val="24"/>
+                <w:szCs w:val="24"/>
+                <w:shd w:val="clear" w:color="auto" w:fill="F4CCCC"/>
+              </w:rPr>
+              <w:t xml:space="preserve">(повторный отчет на повышение).</w:t>
+            </w:r>
+          </w:p>
+          <w:p>
+            <w:pPr>
+              <w:widowControl w:val="0"/>
+              <w:spacing w:line="240" w:lineRule="auto"/>
+            </w:pPr>
+            <w:r>
+              <w:rPr>
+                <w:rFonts w:ascii="Times New Roman" w:eastAsia="Times New Roman" w:hAnsi="Times New Roman" w:cs="Times New Roman"/>
+                <w:sz w:val="24"/>
+                <w:szCs w:val="24"/>
+                <w:shd w:val="clear" w:color="auto" w:fill="F4CCCC"/>
+              </w:rPr>
+              <w:t xml:space="preserve">Пример: индивидуальные задания определяются сотрудниками MP, либо Генералитетом.</w:t>
+            </w:r>
+          </w:p>
+          <w:p>
+            <w:pPr>
+              <w:widowControl w:val="0"/>
+              <w:spacing w:line="240" w:lineRule="auto"/>
+            </w:pPr>
+            <w:r>
+              <w:rPr>
+                <w:rFonts w:ascii="Times New Roman" w:eastAsia="Times New Roman" w:hAnsi="Times New Roman" w:cs="Times New Roman"/>
+                <w:sz w:val="24"/>
+                <w:szCs w:val="24"/>
+              </w:rPr>
+              <w:t xml:space="preserve">...</w:t>
+            </w:r>
+          </w:p>
+          <w:p>
+            <w:pPr>
+              <w:widowControl w:val="0"/>
+              <w:spacing w:line="240" w:lineRule="auto"/>
+            </w:pPr>
+            <w:r>
+              <w:rPr>
+                <w:rFonts w:ascii="Times New Roman" w:eastAsia="Times New Roman" w:hAnsi="Times New Roman" w:cs="Times New Roman"/>
+                <w:sz w:val="24"/>
+                <w:szCs w:val="24"/>
+              </w:rPr>
+              <w:t xml:space="preserve">8.8.</w:t>
+            </w:r>
+          </w:p>
+          <w:p>
+            <w:pPr>
+              <w:widowControl w:val="0"/>
+              <w:spacing w:line="240" w:lineRule="auto"/>
+            </w:pPr>
+            <w:r>
+              <w:rPr>
+                <w:rFonts w:ascii="Times New Roman" w:eastAsia="Times New Roman" w:hAnsi="Times New Roman" w:cs="Times New Roman"/>
+                <w:sz w:val="24"/>
+                <w:szCs w:val="24"/>
+                <w:shd w:val="clear" w:color="auto" w:fill="F4CCCC"/>
+              </w:rPr>
+              <w:t xml:space="preserve">General и его заместители имеют право занести сотрудника в неснимаемый ЧС.</w:t>
+            </w:r>
+          </w:p>
+        </w:tc>
+        <w:tc>
+          <w:tcPr>
+            <w:tcW w:w="5940" w:type="dxa"/>
+            <w:shd w:val="clear" w:color="auto" w:fill="auto"/>
+            <w:tcMar>
+              <w:top w:w="100" w:type="dxa"/>
+              <w:left w:w="100" w:type="dxa"/>
+              <w:bottom w:w="100" w:type="dxa"/>
+              <w:right w:w="100" w:type="dxa"/>
+            </w:tcMar>
+          </w:tcPr>
+          <w:p>
+            <w:pPr>
+              <w:widowControl w:val="0"/>
+              <w:spacing w:line="240" w:lineRule="auto"/>
+            </w:pPr>
+            <w:r>
+              <w:rPr>
+                <w:rFonts w:ascii="Times New Roman" w:eastAsia="Times New Roman" w:hAnsi="Times New Roman" w:cs="Times New Roman"/>
+                <w:sz w:val="24"/>
+                <w:szCs w:val="24"/>
+                <w:shd w:val="clear" w:color="auto" w:fill="D9EAD3"/>
+              </w:rPr>
+              <w:t xml:space="preserve">8.2.</w:t>
+            </w:r>
+          </w:p>
+          <w:p>
+            <w:pPr>
+              <w:widowControl w:val="0"/>
+              <w:spacing w:line="240" w:lineRule="auto"/>
+            </w:pPr>
+            <w:r>
+              <w:rPr>
+                <w:rFonts w:ascii="Times New Roman" w:eastAsia="Times New Roman" w:hAnsi="Times New Roman" w:cs="Times New Roman"/>
+                <w:sz w:val="24"/>
+                <w:szCs w:val="24"/>
+                <w:shd w:val="clear" w:color="auto" w:fill="D9EAD3"/>
+              </w:rPr>
+              <w:t xml:space="preserve">Порядок отработки и снятия</w:t>
+            </w:r>
+            <w:r>
+              <w:rPr>
+                <w:rFonts w:ascii="Times New Roman" w:eastAsia="Times New Roman" w:hAnsi="Times New Roman" w:cs="Times New Roman"/>
+                <w:sz w:val="24"/>
+                <w:szCs w:val="24"/>
+              </w:rPr>
+              <w:t xml:space="preserve"> дисциплинарных взысканий:</w:t>
+            </w:r>
+          </w:p>
+          <w:p>
+            <w:pPr>
+              <w:widowControl w:val="0"/>
+              <w:spacing w:line="240" w:lineRule="auto"/>
+            </w:pPr>
+            <w:r>
+              <w:rPr>
+                <w:rFonts w:ascii="Times New Roman" w:eastAsia="Times New Roman" w:hAnsi="Times New Roman" w:cs="Times New Roman"/>
+                <w:sz w:val="24"/>
+                <w:szCs w:val="24"/>
+              </w:rPr>
+              <w:t xml:space="preserve">- Переаттестация </w:t>
+            </w:r>
+            <w:r>
+              <w:rPr>
+                <w:rFonts w:ascii="Times New Roman" w:eastAsia="Times New Roman" w:hAnsi="Times New Roman" w:cs="Times New Roman"/>
+                <w:sz w:val="24"/>
+                <w:szCs w:val="24"/>
+                <w:shd w:val="clear" w:color="auto" w:fill="D9EAD3"/>
+              </w:rPr>
+              <w:t xml:space="preserve">— аттестация у отдела MP (для 1–3 порядковых званий допустима сдача экзамена отделу</w:t>
+            </w:r>
+            <w:r>
+              <w:rPr>
+                <w:rFonts w:ascii="Times New Roman" w:eastAsia="Times New Roman" w:hAnsi="Times New Roman" w:cs="Times New Roman"/>
+                <w:sz w:val="24"/>
+                <w:szCs w:val="24"/>
+              </w:rPr>
+              <w:t xml:space="preserve"> МА);</w:t>
+            </w:r>
+          </w:p>
+          <w:p>
+            <w:pPr>
+              <w:widowControl w:val="0"/>
+              <w:spacing w:line="240" w:lineRule="auto"/>
+            </w:pPr>
+            <w:r>
+              <w:rPr>
+                <w:rFonts w:ascii="Times New Roman" w:eastAsia="Times New Roman" w:hAnsi="Times New Roman" w:cs="Times New Roman"/>
+                <w:sz w:val="24"/>
+                <w:szCs w:val="24"/>
+              </w:rPr>
+              <w:t xml:space="preserve">- Устный выговор </w:t>
+            </w:r>
+            <w:r>
+              <w:rPr>
+                <w:rFonts w:ascii="Times New Roman" w:eastAsia="Times New Roman" w:hAnsi="Times New Roman" w:cs="Times New Roman"/>
+                <w:sz w:val="24"/>
+                <w:szCs w:val="24"/>
+                <w:shd w:val="clear" w:color="auto" w:fill="D9EAD3"/>
+              </w:rPr>
+              <w:t xml:space="preserve">— отработка индивидуального служебно-дисциплинарного задания (дополнительные посты, патрулирование, хозработы на базе);</w:t>
+            </w:r>
+          </w:p>
+          <w:p>
+            <w:pPr>
+              <w:widowControl w:val="0"/>
+              <w:spacing w:line="240" w:lineRule="auto"/>
+            </w:pPr>
+            <w:r>
+              <w:rPr>
+                <w:rFonts w:ascii="Times New Roman" w:eastAsia="Times New Roman" w:hAnsi="Times New Roman" w:cs="Times New Roman"/>
+                <w:sz w:val="24"/>
+                <w:szCs w:val="24"/>
+              </w:rPr>
+              <w:t xml:space="preserve">- Строгий выговор </w:t>
+            </w:r>
+            <w:r>
+              <w:rPr>
+                <w:rFonts w:ascii="Times New Roman" w:eastAsia="Times New Roman" w:hAnsi="Times New Roman" w:cs="Times New Roman"/>
+                <w:sz w:val="24"/>
+                <w:szCs w:val="24"/>
+                <w:shd w:val="clear" w:color="auto" w:fill="D9EAD3"/>
+              </w:rPr>
+              <w:t xml:space="preserve">— отработка комплекса индивидуальных служебно-дисциплинарных заданий, назначенных командиром или MP;</w:t>
+            </w:r>
+          </w:p>
+          <w:p>
+            <w:pPr>
+              <w:widowControl w:val="0"/>
+              <w:spacing w:line="240" w:lineRule="auto"/>
+            </w:pPr>
+            <w:r>
+              <w:rPr>
+                <w:rFonts w:ascii="Times New Roman" w:eastAsia="Times New Roman" w:hAnsi="Times New Roman" w:cs="Times New Roman"/>
+                <w:sz w:val="24"/>
+                <w:szCs w:val="24"/>
+              </w:rPr>
+              <w:t xml:space="preserve">- Понижение в звании </w:t>
+            </w:r>
+            <w:r>
+              <w:rPr>
+                <w:rFonts w:ascii="Times New Roman" w:eastAsia="Times New Roman" w:hAnsi="Times New Roman" w:cs="Times New Roman"/>
+                <w:sz w:val="24"/>
+                <w:szCs w:val="24"/>
+                <w:shd w:val="clear" w:color="auto" w:fill="D9EAD3"/>
+              </w:rPr>
+              <w:t xml:space="preserve">— подача повторного отчёта на повышение по истечении испытательного срока.</w:t>
+            </w:r>
+          </w:p>
+          <w:p>
+            <w:pPr>
+              <w:widowControl w:val="0"/>
+              <w:spacing w:line="240" w:lineRule="auto"/>
+            </w:pPr>
+            <w:r>
+              <w:rPr>
+                <w:rFonts w:ascii="Times New Roman" w:eastAsia="Times New Roman" w:hAnsi="Times New Roman" w:cs="Times New Roman"/>
+                <w:sz w:val="24"/>
+                <w:szCs w:val="24"/>
+                <w:shd w:val="clear" w:color="auto" w:fill="D9EAD3"/>
+              </w:rPr>
+              <w:t xml:space="preserve">Примечание: Требование или приём любых материальных ценностей, денежных средств, медикаментов или бинтов под видом отработки взысканий категорически запрещены и признаются незаконными поборами.</w:t>
+            </w:r>
+          </w:p>
+          <w:p>
+            <w:pPr>
+              <w:widowControl w:val="0"/>
+              <w:spacing w:line="240" w:lineRule="auto"/>
+            </w:pPr>
+            <w:r>
+              <w:rPr>
+                <w:rFonts w:ascii="Times New Roman" w:eastAsia="Times New Roman" w:hAnsi="Times New Roman" w:cs="Times New Roman"/>
+                <w:sz w:val="24"/>
+                <w:szCs w:val="24"/>
+              </w:rPr>
+              <w:t xml:space="preserve">...</w:t>
+            </w:r>
+          </w:p>
+          <w:p>
+            <w:pPr>
+              <w:widowControl w:val="0"/>
+              <w:spacing w:line="240" w:lineRule="auto"/>
+            </w:pPr>
+            <w:r>
+              <w:rPr>
+                <w:rFonts w:ascii="Times New Roman" w:eastAsia="Times New Roman" w:hAnsi="Times New Roman" w:cs="Times New Roman"/>
+                <w:sz w:val="24"/>
+                <w:szCs w:val="24"/>
+              </w:rPr>
+              <w:t xml:space="preserve">8.8.</w:t>
+            </w:r>
+          </w:p>
+          <w:p>
+            <w:pPr>
+              <w:widowControl w:val="0"/>
+              <w:spacing w:line="240" w:lineRule="auto"/>
+            </w:pPr>
+            <w:r>
+              <w:rPr>
+                <w:rFonts w:ascii="Times New Roman" w:eastAsia="Times New Roman" w:hAnsi="Times New Roman" w:cs="Times New Roman"/>
+                <w:sz w:val="24"/>
+                <w:szCs w:val="24"/>
+                <w:shd w:val="clear" w:color="auto" w:fill="D9EAD3"/>
+              </w:rPr>
+              <w:t xml:space="preserve">Занесение военнослужащего в Чёрный список SANG осуществляется в порядке и по основаниям, предусмотренным Трудовым кодексом штата San-Andreas, с фиксацией срока. Бессрочный (неснимаемый) Чёрный список допускается исключительно на основании вступившего в законную силу обвинительного приговора суда.</w:t>
+            </w:r>
+          </w:p>
+        </w:tc>
+      </w:tr>
+    </w:tbl>
+    <w:p>
+      <w:pPr>
+        <w:spacing w:after="300"/>
+      </w:pPr>
+    </w:p>
+    <w:p>
+      <w:pPr>
+        <w:spacing w:after="300"/>
+        <w:ind w:firstLine="426"/>
+      </w:pPr>
+      <w:r>
+        <w:rPr>
+          <w:rFonts w:ascii="Times New Roman" w:eastAsia="Times New Roman" w:hAnsi="Times New Roman" w:cs="Times New Roman"/>
+          <w:b/>
+          <w:bCs/>
+          <w:color w:val="333333"/>
+          <w:sz w:val="24"/>
+          <w:szCs w:val="24"/>
+        </w:rPr>
+        <w:t xml:space="preserve">SECTION. 8. ВНЕСЕНИЕ ПРАВКИ В </w:t>
+      </w:r>
+      <w:r>
+        <w:rPr>
+          <w:rFonts w:ascii="Times New Roman" w:eastAsia="Times New Roman" w:hAnsi="Times New Roman" w:cs="Times New Roman"/>
+          <w:b/>
+          <w:bCs/>
+          <w:color w:val="333333"/>
+          <w:sz w:val="24"/>
+          <w:szCs w:val="24"/>
+        </w:rPr>
+        <w:t xml:space="preserve">ГЛАВА X. ВНЕСЕНИЕ ИЗМЕНЕНИЙ В ГЛАВУ X УСТАВА SANG «ПРАВИЛА СТРОЯ И ПРОВЕРКИ МЕДСПРАВОК»</w:t>
+      </w:r>
+    </w:p>
+    <w:tbl>
+      <w:tblPr>
+        <w:tblStyle w:val="a5"/>
+        <w:tblW w:w="11880" w:type="dxa"/>
+        <w:tblInd w:w="-1440" w:type="dxa"/>
+        <w:tblBorders>
+          <w:top w:val="single" w:sz="8" w:space="0" w:color="000000"/>
+          <w:left w:val="single" w:sz="8" w:space="0" w:color="000000"/>
+          <w:bottom w:val="single" w:sz="8" w:space="0" w:color="000000"/>
+          <w:right w:val="single" w:sz="8" w:space="0" w:color="000000"/>
+          <w:insideH w:val="single" w:sz="8" w:space="0" w:color="000000"/>
+          <w:insideV w:val="single" w:sz="8" w:space="0" w:color="000000"/>
+        </w:tblBorders>
+        <w:tblLayout w:type="fixed"/>
+        <w:tblLook w:val="0600" w:firstRow="0" w:lastRow="0" w:firstColumn="0" w:lastColumn="0" w:noHBand="1" w:noVBand="1"/>
+      </w:tblPr>
+      <w:tblGrid>
+        <w:gridCol w:w="5940"/>
+        <w:gridCol w:w="5940"/>
+      </w:tblGrid>
+      <w:tr>
+        <w:tc>
+          <w:tcPr>
+            <w:tcW w:w="5940" w:type="dxa"/>
+            <w:shd w:val="clear" w:color="auto" w:fill="auto"/>
+            <w:tcMar>
+              <w:top w:w="100" w:type="dxa"/>
+              <w:left w:w="100" w:type="dxa"/>
+              <w:bottom w:w="100" w:type="dxa"/>
+              <w:right w:w="100" w:type="dxa"/>
+            </w:tcMar>
+          </w:tcPr>
+          <w:p>
+            <w:pPr>
+              <w:widowControl w:val="0"/>
+              <w:spacing w:line="240" w:lineRule="auto"/>
+              <w:jc w:val="center"/>
+            </w:pPr>
+            <w:r>
+              <w:rPr>
+                <w:rFonts w:ascii="Times New Roman" w:eastAsia="Times New Roman" w:hAnsi="Times New Roman" w:cs="Times New Roman"/>
+                <w:sz w:val="24"/>
+                <w:szCs w:val="24"/>
+              </w:rPr>
+              <w:t xml:space="preserve">настоящая редакция</w:t>
+            </w:r>
+          </w:p>
+        </w:tc>
+        <w:tc>
+          <w:tcPr>
+            <w:tcW w:w="5940" w:type="dxa"/>
+            <w:shd w:val="clear" w:color="auto" w:fill="auto"/>
+            <w:tcMar>
+              <w:top w:w="100" w:type="dxa"/>
+              <w:left w:w="100" w:type="dxa"/>
+              <w:bottom w:w="100" w:type="dxa"/>
+              <w:right w:w="100" w:type="dxa"/>
+            </w:tcMar>
+          </w:tcPr>
+          <w:p>
+            <w:pPr>
+              <w:widowControl w:val="0"/>
+              <w:spacing w:line="240" w:lineRule="auto"/>
+              <w:jc w:val="center"/>
+            </w:pPr>
+            <w:r>
+              <w:rPr>
+                <w:rFonts w:ascii="Times New Roman" w:eastAsia="Times New Roman" w:hAnsi="Times New Roman" w:cs="Times New Roman"/>
+                <w:sz w:val="24"/>
+                <w:szCs w:val="24"/>
+              </w:rPr>
+              <w:t xml:space="preserve">предложенный вариант</w:t>
+            </w:r>
+          </w:p>
+        </w:tc>
+      </w:tr>
+      <w:tr>
+        <w:tc>
+          <w:tcPr>
+            <w:tcW w:w="5940" w:type="dxa"/>
+            <w:shd w:val="clear" w:color="auto" w:fill="auto"/>
+            <w:tcMar>
+              <w:top w:w="100" w:type="dxa"/>
+              <w:left w:w="100" w:type="dxa"/>
+              <w:bottom w:w="100" w:type="dxa"/>
+              <w:right w:w="100" w:type="dxa"/>
+            </w:tcMar>
+          </w:tcPr>
+          <w:p>
+            <w:pPr>
+              <w:widowControl w:val="0"/>
+              <w:spacing w:line="240" w:lineRule="auto"/>
+            </w:pPr>
+            <w:r>
+              <w:rPr>
+                <w:rFonts w:ascii="Times New Roman" w:eastAsia="Times New Roman" w:hAnsi="Times New Roman" w:cs="Times New Roman"/>
+                <w:sz w:val="24"/>
+                <w:szCs w:val="24"/>
+              </w:rPr>
+              <w:t xml:space="preserve">10.10.</w:t>
+            </w:r>
+          </w:p>
+          <w:p>
+            <w:pPr>
+              <w:widowControl w:val="0"/>
+              <w:spacing w:line="240" w:lineRule="auto"/>
+            </w:pPr>
+            <w:r>
+              <w:rPr>
+                <w:rFonts w:ascii="Times New Roman" w:eastAsia="Times New Roman" w:hAnsi="Times New Roman" w:cs="Times New Roman"/>
+                <w:sz w:val="24"/>
+                <w:szCs w:val="24"/>
+                <w:shd w:val="clear" w:color="auto" w:fill="F4CCCC"/>
+              </w:rPr>
+              <w:t xml:space="preserve">Сотрудник</w:t>
+            </w:r>
+            <w:r>
+              <w:rPr>
+                <w:rFonts w:ascii="Times New Roman" w:eastAsia="Times New Roman" w:hAnsi="Times New Roman" w:cs="Times New Roman"/>
+                <w:sz w:val="24"/>
+                <w:szCs w:val="24"/>
+              </w:rPr>
+              <w:t xml:space="preserve"> обязан находиться в строю в служебной </w:t>
+            </w:r>
+            <w:r>
+              <w:rPr>
+                <w:rFonts w:ascii="Times New Roman" w:eastAsia="Times New Roman" w:hAnsi="Times New Roman" w:cs="Times New Roman"/>
+                <w:sz w:val="24"/>
+                <w:szCs w:val="24"/>
+                <w:shd w:val="clear" w:color="auto" w:fill="F4CCCC"/>
+              </w:rPr>
+              <w:t xml:space="preserve">форме.</w:t>
+            </w:r>
+            <w:r>
+              <w:rPr>
+                <w:rFonts w:ascii="Times New Roman" w:eastAsia="Times New Roman" w:hAnsi="Times New Roman" w:cs="Times New Roman"/>
+                <w:sz w:val="24"/>
+                <w:szCs w:val="24"/>
+              </w:rPr>
+              <w:t xml:space="preserve"> | Устный/Строгий.</w:t>
+            </w:r>
+          </w:p>
+          <w:p>
+            <w:pPr>
+              <w:widowControl w:val="0"/>
+              <w:spacing w:line="240" w:lineRule="auto"/>
+            </w:pPr>
+            <w:r>
+              <w:rPr>
+                <w:rFonts w:ascii="Times New Roman" w:eastAsia="Times New Roman" w:hAnsi="Times New Roman" w:cs="Times New Roman"/>
+                <w:sz w:val="24"/>
+                <w:szCs w:val="24"/>
+              </w:rPr>
+              <w:t xml:space="preserve">10.11.</w:t>
+            </w:r>
+          </w:p>
+          <w:p>
+            <w:pPr>
+              <w:widowControl w:val="0"/>
+              <w:spacing w:line="240" w:lineRule="auto"/>
+            </w:pPr>
+            <w:r>
+              <w:rPr>
+                <w:rFonts w:ascii="Times New Roman" w:eastAsia="Times New Roman" w:hAnsi="Times New Roman" w:cs="Times New Roman"/>
+                <w:sz w:val="24"/>
+                <w:szCs w:val="24"/>
+              </w:rPr>
+              <w:t xml:space="preserve">Неявка в строй </w:t>
+            </w:r>
+            <w:r>
+              <w:rPr>
+                <w:rFonts w:ascii="Times New Roman" w:eastAsia="Times New Roman" w:hAnsi="Times New Roman" w:cs="Times New Roman"/>
+                <w:sz w:val="24"/>
+                <w:szCs w:val="24"/>
+                <w:shd w:val="clear" w:color="auto" w:fill="F4CCCC"/>
+              </w:rPr>
+              <w:t xml:space="preserve">должна сопровождаться уважительной причиной, сообщенной старшему составу. | Устный/Строгий.</w:t>
+            </w:r>
+          </w:p>
+        </w:tc>
+        <w:tc>
+          <w:tcPr>
+            <w:tcW w:w="5940" w:type="dxa"/>
+            <w:shd w:val="clear" w:color="auto" w:fill="auto"/>
+            <w:tcMar>
+              <w:top w:w="100" w:type="dxa"/>
+              <w:left w:w="100" w:type="dxa"/>
+              <w:bottom w:w="100" w:type="dxa"/>
+              <w:right w:w="100" w:type="dxa"/>
+            </w:tcMar>
+          </w:tcPr>
+          <w:p>
+            <w:pPr>
+              <w:widowControl w:val="0"/>
+              <w:spacing w:line="240" w:lineRule="auto"/>
+            </w:pPr>
+            <w:r>
+              <w:rPr>
+                <w:rFonts w:ascii="Times New Roman" w:eastAsia="Times New Roman" w:hAnsi="Times New Roman" w:cs="Times New Roman"/>
+                <w:sz w:val="24"/>
+                <w:szCs w:val="24"/>
+              </w:rPr>
+              <w:t xml:space="preserve">10.10.</w:t>
+            </w:r>
+          </w:p>
+          <w:p>
+            <w:pPr>
+              <w:widowControl w:val="0"/>
+              <w:spacing w:line="240" w:lineRule="auto"/>
+            </w:pPr>
+            <w:r>
+              <w:rPr>
+                <w:rFonts w:ascii="Times New Roman" w:eastAsia="Times New Roman" w:hAnsi="Times New Roman" w:cs="Times New Roman"/>
+                <w:sz w:val="24"/>
+                <w:szCs w:val="24"/>
+                <w:shd w:val="clear" w:color="auto" w:fill="D9EAD3"/>
+              </w:rPr>
+              <w:t xml:space="preserve">Военнослужащий</w:t>
+            </w:r>
+            <w:r>
+              <w:rPr>
+                <w:rFonts w:ascii="Times New Roman" w:eastAsia="Times New Roman" w:hAnsi="Times New Roman" w:cs="Times New Roman"/>
+                <w:sz w:val="24"/>
+                <w:szCs w:val="24"/>
+              </w:rPr>
+              <w:t xml:space="preserve"> обязан находиться в строю в </w:t>
+            </w:r>
+            <w:r>
+              <w:rPr>
+                <w:rFonts w:ascii="Times New Roman" w:eastAsia="Times New Roman" w:hAnsi="Times New Roman" w:cs="Times New Roman"/>
+                <w:sz w:val="24"/>
+                <w:szCs w:val="24"/>
+                <w:shd w:val="clear" w:color="auto" w:fill="D9EAD3"/>
+              </w:rPr>
+              <w:t xml:space="preserve">полной служебной форме и экипировке своего подразделения.</w:t>
+            </w:r>
+            <w:r>
+              <w:rPr>
+                <w:rFonts w:ascii="Times New Roman" w:eastAsia="Times New Roman" w:hAnsi="Times New Roman" w:cs="Times New Roman"/>
+                <w:sz w:val="24"/>
+                <w:szCs w:val="24"/>
+              </w:rPr>
+              <w:t xml:space="preserve"> | Устный/Строгий.</w:t>
+            </w:r>
+          </w:p>
+          <w:p>
+            <w:pPr>
+              <w:widowControl w:val="0"/>
+              <w:spacing w:line="240" w:lineRule="auto"/>
+            </w:pPr>
+            <w:r>
+              <w:rPr>
+                <w:rFonts w:ascii="Times New Roman" w:eastAsia="Times New Roman" w:hAnsi="Times New Roman" w:cs="Times New Roman"/>
+                <w:sz w:val="24"/>
+                <w:szCs w:val="24"/>
+              </w:rPr>
+              <w:t xml:space="preserve">10.11.</w:t>
+            </w:r>
+          </w:p>
+          <w:p>
+            <w:pPr>
+              <w:widowControl w:val="0"/>
+              <w:spacing w:line="240" w:lineRule="auto"/>
+            </w:pPr>
+            <w:r>
+              <w:rPr>
+                <w:rFonts w:ascii="Times New Roman" w:eastAsia="Times New Roman" w:hAnsi="Times New Roman" w:cs="Times New Roman"/>
+                <w:sz w:val="24"/>
+                <w:szCs w:val="24"/>
+              </w:rPr>
+              <w:t xml:space="preserve">Неявка в строй </w:t>
+            </w:r>
+            <w:r>
+              <w:rPr>
+                <w:rFonts w:ascii="Times New Roman" w:eastAsia="Times New Roman" w:hAnsi="Times New Roman" w:cs="Times New Roman"/>
+                <w:sz w:val="24"/>
+                <w:szCs w:val="24"/>
+                <w:shd w:val="clear" w:color="auto" w:fill="D9EAD3"/>
+              </w:rPr>
+              <w:t xml:space="preserve">допускается исключительно по уважительной причине с заблаговременным докладом в рацию. | Строгий выговор.</w:t>
+            </w:r>
+          </w:p>
+          <w:p>
+            <w:pPr>
+              <w:widowControl w:val="0"/>
+              <w:spacing w:line="240" w:lineRule="auto"/>
+            </w:pPr>
+            <w:r>
+              <w:rPr>
+                <w:rFonts w:ascii="Times New Roman" w:eastAsia="Times New Roman" w:hAnsi="Times New Roman" w:cs="Times New Roman"/>
+                <w:sz w:val="24"/>
+                <w:szCs w:val="24"/>
+                <w:shd w:val="clear" w:color="auto" w:fill="D9EAD3"/>
+              </w:rPr>
+              <w:t xml:space="preserve">10.12.</w:t>
+            </w:r>
+          </w:p>
+          <w:p>
+            <w:pPr>
+              <w:widowControl w:val="0"/>
+              <w:spacing w:line="240" w:lineRule="auto"/>
+            </w:pPr>
+            <w:r>
+              <w:rPr>
+                <w:rFonts w:ascii="Times New Roman" w:eastAsia="Times New Roman" w:hAnsi="Times New Roman" w:cs="Times New Roman"/>
+                <w:sz w:val="24"/>
+                <w:szCs w:val="24"/>
+                <w:shd w:val="clear" w:color="auto" w:fill="D9EAD3"/>
+              </w:rPr>
+              <w:t xml:space="preserve">Ограничение права на созыв строя подразделением MMS:</w:t>
+            </w:r>
+          </w:p>
+          <w:p>
+            <w:pPr>
+              <w:widowControl w:val="0"/>
+              <w:spacing w:line="240" w:lineRule="auto"/>
+            </w:pPr>
+            <w:r>
+              <w:rPr>
+                <w:rFonts w:ascii="Times New Roman" w:eastAsia="Times New Roman" w:hAnsi="Times New Roman" w:cs="Times New Roman"/>
+                <w:sz w:val="24"/>
+                <w:szCs w:val="24"/>
+                <w:shd w:val="clear" w:color="auto" w:fill="D9EAD3"/>
+              </w:rPr>
+              <w:t xml:space="preserve">Подразделение Military Medical Service [MMS] (включая Куратора и Командира MMS) НЕ ИМЕЕТ ПРАВА самостоятельно объявлять общее построение Национальной Гвардии или построение военнослужащих других подразделений по своему усмотрению.</w:t>
+            </w:r>
+          </w:p>
+          <w:p>
+            <w:pPr>
+              <w:widowControl w:val="0"/>
+              <w:spacing w:line="240" w:lineRule="auto"/>
+            </w:pPr>
+            <w:r>
+              <w:rPr>
+                <w:rFonts w:ascii="Times New Roman" w:eastAsia="Times New Roman" w:hAnsi="Times New Roman" w:cs="Times New Roman"/>
+                <w:sz w:val="24"/>
+                <w:szCs w:val="24"/>
+                <w:shd w:val="clear" w:color="auto" w:fill="D9EAD3"/>
+              </w:rPr>
+              <w:t xml:space="preserve">10.13.</w:t>
+            </w:r>
+          </w:p>
+          <w:p>
+            <w:pPr>
+              <w:widowControl w:val="0"/>
+              <w:spacing w:line="240" w:lineRule="auto"/>
+            </w:pPr>
+            <w:r>
+              <w:rPr>
+                <w:rFonts w:ascii="Times New Roman" w:eastAsia="Times New Roman" w:hAnsi="Times New Roman" w:cs="Times New Roman"/>
+                <w:sz w:val="24"/>
+                <w:szCs w:val="24"/>
+                <w:shd w:val="clear" w:color="auto" w:fill="D9EAD3"/>
+              </w:rPr>
+              <w:t xml:space="preserve">Регламент и периодичность проверки медицинских справок:</w:t>
+            </w:r>
+          </w:p>
+          <w:p>
+            <w:pPr>
+              <w:widowControl w:val="0"/>
+              <w:spacing w:line="240" w:lineRule="auto"/>
+            </w:pPr>
+            <w:r>
+              <w:rPr>
+                <w:rFonts w:ascii="Times New Roman" w:eastAsia="Times New Roman" w:hAnsi="Times New Roman" w:cs="Times New Roman"/>
+                <w:sz w:val="24"/>
+                <w:szCs w:val="24"/>
+                <w:shd w:val="clear" w:color="auto" w:fill="D9EAD3"/>
+              </w:rPr>
+              <w:t xml:space="preserve">1) Плановые проверки наличия и актуальности медицинских справок (о физическом и психическом здоровье) проводятся подразделением MMS не чаще ОДНОГО РАЗА В НЕДЕЛЮ и исключительно с предварительного разрешения Генерала SANG либо его Заместителя (Генералитета) по утверждённому графику.</w:t>
+            </w:r>
+          </w:p>
+          <w:p>
+            <w:pPr>
+              <w:widowControl w:val="0"/>
+              <w:spacing w:line="240" w:lineRule="auto"/>
+            </w:pPr>
+            <w:r>
+              <w:rPr>
+                <w:rFonts w:ascii="Times New Roman" w:eastAsia="Times New Roman" w:hAnsi="Times New Roman" w:cs="Times New Roman"/>
+                <w:sz w:val="24"/>
+                <w:szCs w:val="24"/>
+                <w:shd w:val="clear" w:color="auto" w:fill="D9EAD3"/>
+              </w:rPr>
+              <w:t xml:space="preserve">2) Время проведения проверки медицинских справок обязательно согласуется с командирами соответствующих подразделений и дежурным офицером базы.</w:t>
+            </w:r>
+          </w:p>
+          <w:p>
+            <w:pPr>
+              <w:widowControl w:val="0"/>
+              <w:spacing w:line="240" w:lineRule="auto"/>
+            </w:pPr>
+            <w:r>
+              <w:rPr>
+                <w:rFonts w:ascii="Times New Roman" w:eastAsia="Times New Roman" w:hAnsi="Times New Roman" w:cs="Times New Roman"/>
+                <w:sz w:val="24"/>
+                <w:szCs w:val="24"/>
+                <w:shd w:val="clear" w:color="auto" w:fill="D9EAD3"/>
+              </w:rPr>
+              <w:t xml:space="preserve">3) Военнослужащие, несущие службу на боевых постах (КПП-1, КПП-2, вышки, ПВО, склад) либо находящиеся в активном патрулировании, проходят медицинскую проверку поочерёдно, в порядке смены, без оставления боевых постов и без оголения караулов.</w:t>
+            </w:r>
+          </w:p>
+          <w:p>
+            <w:pPr>
+              <w:widowControl w:val="0"/>
+              <w:spacing w:line="240" w:lineRule="auto"/>
+            </w:pPr>
+            <w:r>
+              <w:rPr>
+                <w:rFonts w:ascii="Times New Roman" w:eastAsia="Times New Roman" w:hAnsi="Times New Roman" w:cs="Times New Roman"/>
+                <w:sz w:val="24"/>
+                <w:szCs w:val="24"/>
+                <w:shd w:val="clear" w:color="auto" w:fill="D9EAD3"/>
+              </w:rPr>
+              <w:t xml:space="preserve">4) Внеплановые медицинские проверки допускаются исключительно по прямому приказу Генерала SANG при вспышках инфекционных заболеваний, введении карантина или чрезвычайных обстоятельствах.</w:t>
+            </w:r>
+          </w:p>
+          <w:p>
+            <w:pPr>
+              <w:widowControl w:val="0"/>
+              <w:spacing w:line="240" w:lineRule="auto"/>
+            </w:pPr>
+            <w:r>
+              <w:rPr>
+                <w:rFonts w:ascii="Times New Roman" w:eastAsia="Times New Roman" w:hAnsi="Times New Roman" w:cs="Times New Roman"/>
+                <w:sz w:val="24"/>
+                <w:szCs w:val="24"/>
+                <w:shd w:val="clear" w:color="auto" w:fill="D9EAD3"/>
+              </w:rPr>
+              <w:t xml:space="preserve">10.14.</w:t>
+            </w:r>
+          </w:p>
+          <w:p>
+            <w:pPr>
+              <w:widowControl w:val="0"/>
+              <w:spacing w:line="240" w:lineRule="auto"/>
+            </w:pPr>
+            <w:r>
+              <w:rPr>
+                <w:rFonts w:ascii="Times New Roman" w:eastAsia="Times New Roman" w:hAnsi="Times New Roman" w:cs="Times New Roman"/>
+                <w:sz w:val="24"/>
+                <w:szCs w:val="24"/>
+                <w:shd w:val="clear" w:color="auto" w:fill="D9EAD3"/>
+              </w:rPr>
+              <w:t xml:space="preserve">Порядок фиксации нарушений по медицинским справкам:</w:t>
+            </w:r>
+          </w:p>
+          <w:p>
+            <w:pPr>
+              <w:widowControl w:val="0"/>
+              <w:spacing w:line="240" w:lineRule="auto"/>
+            </w:pPr>
+            <w:r>
+              <w:rPr>
+                <w:rFonts w:ascii="Times New Roman" w:eastAsia="Times New Roman" w:hAnsi="Times New Roman" w:cs="Times New Roman"/>
+                <w:sz w:val="24"/>
+                <w:szCs w:val="24"/>
+                <w:shd w:val="clear" w:color="auto" w:fill="D9EAD3"/>
+              </w:rPr>
+              <w:t xml:space="preserve">При выявлении у военнослужащего просроченной или отсутствующей медицинской справки сотрудники MMS не имеют права на месте объявлять выговор. Сотрудник MMS делает отметку в журнале медосмотра, уведомляет военнослужащего и предоставляет ему срок 24 ЧАСА для обращения в EMS и обновления медицинской справки. Только по истечении 24 часов в случае неисполнения требования MMS направляет рапорт командиру бойца или в Military Police [MP] для применения дисциплинарного взыскания (Устный выговор).</w:t>
+            </w:r>
+          </w:p>
+        </w:tc>
+      </w:tr>
+    </w:tbl>
+    <w:p>
+      <w:pPr>
+        <w:spacing w:after="300"/>
+      </w:pPr>
+    </w:p>
+    <w:p>
+      <w:pPr>
+        <w:spacing w:after="300"/>
+        <w:ind w:firstLine="426"/>
+      </w:pPr>
+      <w:r>
+        <w:rPr>
+          <w:rFonts w:ascii="Times New Roman" w:eastAsia="Times New Roman" w:hAnsi="Times New Roman" w:cs="Times New Roman"/>
+          <w:b/>
+          <w:bCs/>
+          <w:color w:val="333333"/>
+          <w:sz w:val="24"/>
+          <w:szCs w:val="24"/>
+        </w:rPr>
+        <w:t xml:space="preserve">SECTION. 9. ВНЕСЕНИЕ ПРАВКИ В </w:t>
       </w:r>
       <w:r>
         <w:rPr>
@@ -3402,7 +4208,7 @@
           <w:sz w:val="24"/>
           <w:szCs w:val="24"/>
         </w:rPr>
-        <w:t xml:space="preserve">SECTION. 8. ВНЕСЕНИЕ ПРАВКИ В </w:t>
+        <w:t xml:space="preserve">SECTION. 10. ВНЕСЕНИЕ ПРАВКИ В </w:t>
       </w:r>
       <w:r>
         <w:rPr>

--- a/Законы/Законопроекты/ACT. Устав SANG — Изменения в Устав San-Andreas National Guard.docx
+++ b/Законы/Законопроекты/ACT. Устав SANG — Изменения в Устав San-Andreas National Guard.docx
@@ -1138,7 +1138,7 @@
                 <w:szCs w:val="24"/>
                 <w:shd w:val="clear" w:color="auto" w:fill="D9EAD3"/>
               </w:rPr>
-              <w:t xml:space="preserve">охраняемых SANG объектов (Форт-Занкудо, Военный авианосец, остров Кайо-Перико) и прилегающей территории (в радиусе 2 км от Форта-Занкудо) документы, удостоверяющие личность, и лицензии при наличии обоснованных причин, а также при патрулировании штата по статье 7.1 закона «О Национальной Гвардии штата San-Andreas» — у лиц, в отношении которых имеются основания полагать, что они совершили правонарушение или находятся в розыске.</w:t>
+              <w:t xml:space="preserve">охраняемых SANG объектов (Форт-Занкудо, Военный авианосец, остров Кайо-Перико) и прилегающей территории (в радиусе 2 км от Форта-Занкудо) документы, удостоверяющие личность, и лицензии при наличии обоснованных причин, а также при патрулировании штата в соответствии с действующим законодательством штата San-Andreas — у лиц, в отношении которых имеются основания полагать, что они совершили правонарушение или находятся в розыске.</w:t>
             </w:r>
           </w:p>
           <w:p>
@@ -1167,7 +1167,7 @@
                 <w:szCs w:val="24"/>
                 <w:shd w:val="clear" w:color="auto" w:fill="D9EAD3"/>
               </w:rPr>
-              <w:t xml:space="preserve">Военнослужащий SANG имеет право производить задержание лиц, совершивших правонарушение на территории охраняемых SANG объектов и прилегающей местности, а также при патрулировании штата в порядке статьи 7.1 закона «О Национальной Гвардии штата San-Andreas». Задержание производится в строгом соответствии со статьёй 17.3 Процессуального кодекса штата San-Andreas (надевание наручников, представление, разъяснение оснований, первичный обыск на оружие без права изъятия, видеофиксация) с незамедлительной доставкой в ближайший участок LSPD, LSCSD или штаб-квартиру FIB в срок не более 15 минут (с острова Кайо-Перико и авианосца — не более 30 минут) для передачи сотрудникам правоохранительных органов. Военнослужащие SANG права не разъясняют, допрос не проводят и изъятие оружия не осуществляют.</w:t>
+              <w:t xml:space="preserve">Военнослужащий SANG имеет право производить задержание лиц, совершивших правонарушение на территории охраняемых SANG объектов и прилегающей местности, а также при патрулировании штата в соответствии с действующим законодательством штата San-Andreas. Задержание производится в строгом соответствии со статьёй 17.3 Процессуального кодекса штата San-Andreas (надевание наручников, представление, разъяснение оснований, первичный обыск на оружие без права изъятия, видеофиксация) с незамедлительной доставкой в ближайший участок LSPD, LSCSD или штаб-квартиру FIB в срок не более 15 минут (с острова Кайо-Перико и авианосца — не более 30 минут) для передачи сотрудникам правоохранительных органов. Военнослужащие SANG права не разъясняют, допрос не проводят и изъятие оружия не осуществляют.</w:t>
             </w:r>
           </w:p>
         </w:tc>
@@ -1488,7 +1488,7 @@
                 <w:szCs w:val="24"/>
                 <w:shd w:val="clear" w:color="auto" w:fill="D9EAD3"/>
               </w:rPr>
-              <w:t xml:space="preserve">мест постоянной дислокации SANG (Форт-Занкудо, Военный авианосец, база острова Кайо-Перико), либо выполнять служебные обязанности в патруле (статья 7.1 закона «О Национальной Гвардии штата San-Andreas»), при выполнении государственных поставок, спецопераций, наборов (MA) или розыска дезертиров (MP).</w:t>
+              <w:t xml:space="preserve">мест постоянной дислокации SANG (Форт-Занкудо, Военный авианосец, база острова Кайо-Перико), либо выполнять служебные обязанности в патруле (в соответствии с действующим законодательством штата San-Andreas), при выполнении государственных поставок, спецопераций, наборов (MA) или розыска дезертиров (MP).</w:t>
             </w:r>
           </w:p>
           <w:p>
@@ -1932,7 +1932,7 @@
                 <w:szCs w:val="24"/>
                 <w:shd w:val="clear" w:color="auto" w:fill="D9EAD3"/>
               </w:rPr>
-              <w:t xml:space="preserve">Генералитет SANG; военнослужащие, задействованные в патрулировании (ст. 7.1 закона о SANG), поставках, спецоперациях, выездах MP по розыску дезертиров или MA на наборы.</w:t>
+              <w:t xml:space="preserve">Генералитет SANG; военнослужащие, задействованные в патрулировании (в соответствии с действующим законодательством штата San-Andreas), поставках, спецоперациях, выездах MP по розыску дезертиров или MA на наборы.</w:t>
             </w:r>
           </w:p>
           <w:p>

--- a/Законы/Законопроекты/ACT. Устав SANG — Изменения в Устав San-Andreas National Guard.docx
+++ b/Законы/Законопроекты/ACT. Устав SANG — Изменения в Устав San-Andreas National Guard.docx
@@ -614,7 +614,7 @@
                 <w:szCs w:val="24"/>
                 <w:shd w:val="clear" w:color="auto" w:fill="D9EAD3"/>
               </w:rPr>
-              <w:t xml:space="preserve">и дополнения в действующий Устав SANG вносятся Генералом SANG (General) или лицом, исполняющим его обязанности (ВрИО), и подлежат обязательному утверждению Генеральным прокурором штата San-Andreas либо его заместителем в соответствии с частью 1 статьи 41 Конституции штата San-Andreas.</w:t>
+              <w:t xml:space="preserve">и дополнения в действующий Устав SANG вносятся Генералом SANG (General) или лицом, исполняющим его обязанности (ВрИО), и подлежат обязательному утверждению Генеральным прокурором штата San-Andreas либо его заместителем в соответствии с действующим законодательством штата San-Andreas.</w:t>
             </w:r>
           </w:p>
           <w:p>
@@ -881,7 +881,7 @@
                 <w:szCs w:val="24"/>
                 <w:shd w:val="clear" w:color="auto" w:fill="D9EAD3"/>
               </w:rPr>
-              <w:t xml:space="preserve">Военнослужащие подразделения Military Police (MP) вправе проводить плановый личный обыск военнослужащих SANG и их служебного транспорта не чаще одного раза в неделю, а также внеплановый обыск при наличии обоснованных подозрений в незаконном обороте предметов — исключительно по согласованию с Генералом SANG или его заместителями в соответствии со статьёй 5 закона «О Национальной Гвардии штата San-Andreas». Руководящий состав вправе производить личный обыск военнослужащих при их увольнении либо переводе в другую государственную структуру на предмет сданного оружия, амуниции и спецсредств. Проведение обысков курсантов Академии сотрудниками MA или MCE не допускается; при необходимости обыск производится сотрудниками MP.</w:t>
+              <w:t xml:space="preserve">Военнослужащие подразделения Military Police (MP) вправе проводить плановый личный обыск военнослужащих SANG и их служебного транспорта не чаще одного раза в неделю, а также внеплановый обыск при наличии обоснованных подозрений в незаконном обороте предметов — исключительно по согласованию с Генералом SANG или его заместителями в соответствии с действующим законодательством штата San-Andreas. Руководящий состав вправе производить личный обыск военнослужащих при их увольнении либо переводе в другую государственную структуру на предмет сданного оружия, амуниции и спецсредств. Проведение обысков курсантов Академии сотрудниками MA или MCE не допускается; при необходимости обыск производится сотрудниками MP.</w:t>
             </w:r>
           </w:p>
         </w:tc>
@@ -1167,7 +1167,7 @@
                 <w:szCs w:val="24"/>
                 <w:shd w:val="clear" w:color="auto" w:fill="D9EAD3"/>
               </w:rPr>
-              <w:t xml:space="preserve">Военнослужащий SANG имеет право производить задержание лиц, совершивших правонарушение на территории охраняемых SANG объектов и прилегающей местности, а также при патрулировании штата в соответствии с действующим законодательством штата San-Andreas. Задержание производится в строгом соответствии со статьёй 17.3 Процессуального кодекса штата San-Andreas (надевание наручников, представление, разъяснение оснований, первичный обыск на оружие без права изъятия, видеофиксация) с незамедлительной доставкой в ближайший участок LSPD, LSCSD или штаб-квартиру FIB в срок не более 15 минут (с острова Кайо-Перико и авианосца — не более 30 минут) для передачи сотрудникам правоохранительных органов. Военнослужащие SANG права не разъясняют, допрос не проводят и изъятие оружия не осуществляют.</w:t>
+              <w:t xml:space="preserve">Военнослужащий SANG имеет право производить задержание лиц, совершивших правонарушение на территории охраняемых SANG объектов и прилегающей местности, а также при патрулировании штата в соответствии с действующим законодательством штата San-Andreas. Задержание производится в строгом соответствии с действующим законодательством штата San-Andreas (надевание наручников, представление, разъяснение оснований, первичный обыск на оружие без права изъятия, видеофиксация) с незамедлительной доставкой в ближайший участок LSPD, LSCSD или штаб-квартиру FIB в срок не более 15 минут (с острова Кайо-Перико и авианосца — не более 30 минут) для передачи сотрудникам правоохранительных органов. Военнослужащие SANG права не разъясняют, допрос не проводят и изъятие оружия не осуществляют.</w:t>
             </w:r>
           </w:p>
         </w:tc>
@@ -1525,7 +1525,7 @@
                 <w:szCs w:val="24"/>
                 <w:shd w:val="clear" w:color="auto" w:fill="D9EAD3"/>
               </w:rPr>
-              <w:t xml:space="preserve">военнослужащий обязан вести непрерывную видеофиксацию каждого задержания, применения оружия, спецсредств, физической силы и патрулирования, и хранить её не менее 72 часов с момента записи в соответствии с частью 5 статьи 10 закона «О Национальной Гвардии штата San-Andreas» и статьёй 32 Процессуального кодекса штата San-Andreas.</w:t>
+              <w:t xml:space="preserve">военнослужащий обязан вести непрерывную видеофиксацию каждого задержания, применения оружия, спецсредств, физической силы и патрулирования, и хранить её не менее 72 часов с момента записи в соответствии с действующим законодательством штата San-Andreas.</w:t>
             </w:r>
           </w:p>
           <w:p>
@@ -2863,7 +2863,7 @@
                 <w:szCs w:val="24"/>
                 <w:shd w:val="clear" w:color="auto" w:fill="D9EAD3"/>
               </w:rPr>
-              <w:t xml:space="preserve">Занесение военнослужащего в Чёрный список SANG осуществляется в порядке и по основаниям, предусмотренным Трудовым кодексом штата San-Andreas, с фиксацией срока. Бессрочный (неснимаемый) Чёрный список допускается исключительно на основании вступившего в законную силу обвинительного приговора суда.</w:t>
+              <w:t xml:space="preserve">Занесение военнослужащего в Чёрный список SANG осуществляется в порядке и по основаниям, предусмотренным действующим законодательством штата San-Andreas, с фиксацией срока. Бессрочный (неснимаемый) Чёрный список допускается исключительно на основании вступившего в законную силу обвинительного приговора суда.</w:t>
             </w:r>
           </w:p>
         </w:tc>
@@ -4710,7 +4710,7 @@
                 <w:szCs w:val="24"/>
                 <w:shd w:val="clear" w:color="auto" w:fill="D9EAD3"/>
               </w:rPr>
-              <w:t xml:space="preserve">Устав утверждён Генералом San-Andreas National Guard и утверждён Генеральным прокурором штата San-Andreas на основании части 1 статьи 41 Конституции штата San-Andreas.</w:t>
+              <w:t xml:space="preserve">Устав утверждён Генералом San-Andreas National Guard и утверждён Генеральным прокурором штата San-Andreas в соответствии с действующим законодательством штата San-Andreas.</w:t>
             </w:r>
           </w:p>
         </w:tc>
